--- a/MCT.docx
+++ b/MCT.docx
@@ -73,8 +73,6 @@
           </wp:inline>
         </w:drawing>
       </w:r>
-      <w:bookmarkStart w:id="0" w:name="_GoBack"/>
-      <w:bookmarkEnd w:id="0"/>
     </w:p>
     <w:p>
       <w:pPr>
@@ -661,6 +659,333 @@
         </w:rPr>
         <w:t>Maximum days 99 and higher range is 122.25 no maximum range is higher than higher range value so no outlier.</w:t>
       </w:r>
+    </w:p>
+    <w:p>
+      <w:pPr>
+        <w:rPr>
+          <w:rFonts w:hint="default"/>
+          <w:lang w:val="en-US"/>
+        </w:rPr>
+      </w:pPr>
+    </w:p>
+    <w:p>
+      <w:pPr>
+        <w:rPr>
+          <w:rFonts w:hint="default"/>
+          <w:b/>
+          <w:bCs/>
+          <w:lang w:val="en-US"/>
+        </w:rPr>
+      </w:pPr>
+      <w:r>
+        <w:rPr>
+          <w:rFonts w:hint="default"/>
+          <w:b/>
+          <w:bCs/>
+          <w:lang w:val="en-US"/>
+        </w:rPr>
+        <w:t>Night</w:t>
+      </w:r>
+    </w:p>
+    <w:p>
+      <w:pPr>
+        <w:rPr>
+          <w:rFonts w:hint="default"/>
+          <w:b/>
+          <w:bCs/>
+          <w:lang w:val="en-US"/>
+        </w:rPr>
+      </w:pPr>
+    </w:p>
+    <w:p>
+      <w:pPr>
+        <w:rPr>
+          <w:rFonts w:hint="default"/>
+          <w:b/>
+          <w:bCs/>
+          <w:lang w:val="en-US"/>
+        </w:rPr>
+      </w:pPr>
+      <w:r>
+        <w:rPr>
+          <w:rFonts w:hint="default"/>
+          <w:b/>
+          <w:bCs/>
+          <w:lang w:val="en-US"/>
+        </w:rPr>
+        <w:t>Lower Range outlier</w:t>
+      </w:r>
+    </w:p>
+    <w:p>
+      <w:pPr>
+        <w:rPr>
+          <w:rFonts w:hint="default"/>
+          <w:b/>
+          <w:bCs/>
+          <w:lang w:val="en-US"/>
+        </w:rPr>
+      </w:pPr>
+    </w:p>
+    <w:p>
+      <w:pPr>
+        <w:rPr>
+          <w:rFonts w:hint="default"/>
+          <w:b/>
+          <w:bCs/>
+          <w:lang w:val="en-US"/>
+        </w:rPr>
+      </w:pPr>
+      <w:r>
+        <w:rPr>
+          <w:rFonts w:hint="default"/>
+          <w:b/>
+          <w:bCs/>
+          <w:lang w:val="en-US"/>
+        </w:rPr>
+        <w:t>IQR=Q3-Q1</w:t>
+      </w:r>
+    </w:p>
+    <w:p>
+      <w:pPr>
+        <w:rPr>
+          <w:rFonts w:hint="default"/>
+          <w:b/>
+          <w:bCs/>
+          <w:lang w:val="en-US"/>
+        </w:rPr>
+      </w:pPr>
+      <w:r>
+        <w:rPr>
+          <w:rFonts w:hint="default"/>
+          <w:b/>
+          <w:bCs/>
+          <w:lang w:val="en-US"/>
+        </w:rPr>
+        <w:t>=89-78</w:t>
+      </w:r>
+    </w:p>
+    <w:p>
+      <w:pPr>
+        <w:rPr>
+          <w:rFonts w:hint="default"/>
+          <w:b/>
+          <w:bCs/>
+          <w:lang w:val="en-US"/>
+        </w:rPr>
+      </w:pPr>
+      <w:r>
+        <w:rPr>
+          <w:rFonts w:hint="default"/>
+          <w:b/>
+          <w:bCs/>
+          <w:lang w:val="en-US"/>
+        </w:rPr>
+        <w:t>IQR=11</w:t>
+      </w:r>
+    </w:p>
+    <w:p>
+      <w:pPr>
+        <w:rPr>
+          <w:rFonts w:hint="default"/>
+          <w:b/>
+          <w:bCs/>
+          <w:lang w:val="en-US"/>
+        </w:rPr>
+      </w:pPr>
+    </w:p>
+    <w:p>
+      <w:pPr>
+        <w:rPr>
+          <w:rFonts w:hint="default"/>
+          <w:b/>
+          <w:bCs/>
+          <w:lang w:val="en-US"/>
+        </w:rPr>
+      </w:pPr>
+      <w:r>
+        <w:rPr>
+          <w:rFonts w:hint="default"/>
+          <w:b/>
+          <w:bCs/>
+          <w:lang w:val="en-US"/>
+        </w:rPr>
+        <w:t>Q1-1.5*IQR</w:t>
+      </w:r>
+    </w:p>
+    <w:p>
+      <w:pPr>
+        <w:rPr>
+          <w:rFonts w:hint="default"/>
+          <w:b/>
+          <w:bCs/>
+          <w:lang w:val="en-US"/>
+        </w:rPr>
+      </w:pPr>
+      <w:r>
+        <w:rPr>
+          <w:rFonts w:hint="default"/>
+          <w:b/>
+          <w:bCs/>
+          <w:lang w:val="en-US"/>
+        </w:rPr>
+        <w:t>=78-1.5*11</w:t>
+      </w:r>
+    </w:p>
+    <w:p>
+      <w:pPr>
+        <w:rPr>
+          <w:rFonts w:hint="default"/>
+          <w:b/>
+          <w:bCs/>
+          <w:lang w:val="en-US"/>
+        </w:rPr>
+      </w:pPr>
+      <w:r>
+        <w:rPr>
+          <w:rFonts w:hint="default"/>
+          <w:b/>
+          <w:bCs/>
+          <w:lang w:val="en-US"/>
+        </w:rPr>
+        <w:t>=78-16.5</w:t>
+      </w:r>
+    </w:p>
+    <w:p>
+      <w:pPr>
+        <w:rPr>
+          <w:rFonts w:hint="default"/>
+          <w:b/>
+          <w:bCs/>
+          <w:lang w:val="en-US"/>
+        </w:rPr>
+      </w:pPr>
+      <w:r>
+        <w:rPr>
+          <w:rFonts w:hint="default"/>
+          <w:b/>
+          <w:bCs/>
+          <w:lang w:val="en-US"/>
+        </w:rPr>
+        <w:t>=61.5</w:t>
+      </w:r>
+    </w:p>
+    <w:p>
+      <w:pPr>
+        <w:rPr>
+          <w:rFonts w:hint="default"/>
+          <w:b/>
+          <w:bCs/>
+          <w:lang w:val="en-US"/>
+        </w:rPr>
+      </w:pPr>
+    </w:p>
+    <w:p>
+      <w:pPr>
+        <w:rPr>
+          <w:rFonts w:hint="default"/>
+          <w:b/>
+          <w:bCs/>
+          <w:lang w:val="en-US"/>
+        </w:rPr>
+      </w:pPr>
+      <w:r>
+        <w:rPr>
+          <w:rFonts w:hint="default"/>
+          <w:b/>
+          <w:bCs/>
+          <w:lang w:val="en-US"/>
+        </w:rPr>
+        <w:t>Higher Range outlier</w:t>
+      </w:r>
+    </w:p>
+    <w:p>
+      <w:pPr>
+        <w:rPr>
+          <w:rFonts w:hint="default"/>
+          <w:b/>
+          <w:bCs/>
+          <w:lang w:val="en-US"/>
+        </w:rPr>
+      </w:pPr>
+    </w:p>
+    <w:p>
+      <w:pPr>
+        <w:rPr>
+          <w:rFonts w:hint="default"/>
+          <w:b/>
+          <w:bCs/>
+          <w:lang w:val="en-US"/>
+        </w:rPr>
+      </w:pPr>
+      <w:r>
+        <w:rPr>
+          <w:rFonts w:hint="default"/>
+          <w:b/>
+          <w:bCs/>
+          <w:lang w:val="en-US"/>
+        </w:rPr>
+        <w:t>Q3+1.5*IQR</w:t>
+      </w:r>
+    </w:p>
+    <w:p>
+      <w:pPr>
+        <w:rPr>
+          <w:rFonts w:hint="default"/>
+          <w:b/>
+          <w:bCs/>
+          <w:lang w:val="en-US"/>
+        </w:rPr>
+      </w:pPr>
+      <w:r>
+        <w:rPr>
+          <w:rFonts w:hint="default"/>
+          <w:b/>
+          <w:bCs/>
+          <w:lang w:val="en-US"/>
+        </w:rPr>
+        <w:t>=89+16.5</w:t>
+      </w:r>
+    </w:p>
+    <w:p>
+      <w:pPr>
+        <w:rPr>
+          <w:rFonts w:hint="default"/>
+          <w:b/>
+          <w:bCs/>
+          <w:lang w:val="en-US"/>
+        </w:rPr>
+      </w:pPr>
+      <w:r>
+        <w:rPr>
+          <w:rFonts w:hint="default"/>
+          <w:b/>
+          <w:bCs/>
+          <w:lang w:val="en-US"/>
+        </w:rPr>
+        <w:t>=105.5</w:t>
+      </w:r>
+    </w:p>
+    <w:p>
+      <w:pPr>
+        <w:rPr>
+          <w:rFonts w:hint="default"/>
+          <w:b/>
+          <w:bCs/>
+          <w:lang w:val="en-US"/>
+        </w:rPr>
+      </w:pPr>
+      <w:bookmarkStart w:id="0" w:name="_GoBack"/>
+      <w:bookmarkEnd w:id="0"/>
+    </w:p>
+    <w:p>
+      <w:pPr>
+        <w:rPr>
+          <w:rFonts w:hint="default"/>
+          <w:b/>
+          <w:bCs/>
+          <w:lang w:val="en-US"/>
+        </w:rPr>
+      </w:pPr>
     </w:p>
     <w:sectPr>
       <w:pgSz w:w="11906" w:h="16838"/>
